--- a/ROADMAP.docx
+++ b/ROADMAP.docx
@@ -4,15 +4,17 @@
   <w:body>
     <w:p>
       <w:pPr>
-        <w:pStyle w:val="Title"/>
-      </w:pPr>
-      <w:r>
-        <w:t xml:space="preserve">instruct Roadmap</w:t>
+        <w:pStyle w:val="Heading1"/>
+        <w:spacing w:after="240"/>
+      </w:pPr>
+      <w:r>
+        <w:t xml:space="preserve">docwarp Roadmap</w:t>
       </w:r>
     </w:p>
     <w:p>
       <w:pPr>
         <w:pStyle w:val="Normal"/>
+        <w:spacing w:after="240"/>
       </w:pPr>
       <w:r>
         <w:t xml:space="preserve">Last updated: 2026-02-22</w:t>
@@ -21,6 +23,7 @@
     <w:p>
       <w:pPr>
         <w:pStyle w:val="Heading2"/>
+        <w:spacing w:before="240" w:after="240"/>
       </w:pPr>
       <w:r>
         <w:t xml:space="preserve">Current State</w:t>
@@ -29,6 +32,7 @@
     <w:p>
       <w:pPr>
         <w:pStyle w:val="ListBullet"/>
+        <w:ind w:left="720" w:hanging="360"/>
       </w:pPr>
       <w:r>
         <w:t xml:space="preserve">MVP scaffold is implemented and passes local tests.</w:t>
@@ -37,6 +41,7 @@
     <w:p>
       <w:pPr>
         <w:pStyle w:val="ListBullet"/>
+        <w:ind w:left="720" w:hanging="360"/>
       </w:pPr>
       <w:r>
         <w:t xml:space="preserve">Bidirectional CLI exists:</w:t>
@@ -45,6 +50,35 @@
     <w:p>
       <w:pPr>
         <w:pStyle w:val="ListBullet"/>
+        <w:ind w:left="1080" w:hanging="360"/>
+      </w:pPr>
+      <w:r>
+        <w:rPr>
+          <w:rStyle w:val="Code"/>
+          <w:rFonts w:ascii="Consolas" w:hAnsi="Consolas"/>
+          <w:sz w:val="20"/>
+        </w:rPr>
+        <w:t xml:space="preserve">docwarp md2docx ...</w:t>
+      </w:r>
+    </w:p>
+    <w:p>
+      <w:pPr>
+        <w:pStyle w:val="ListBullet"/>
+        <w:ind w:left="1080" w:hanging="360"/>
+      </w:pPr>
+      <w:r>
+        <w:rPr>
+          <w:rStyle w:val="Code"/>
+          <w:rFonts w:ascii="Consolas" w:hAnsi="Consolas"/>
+          <w:sz w:val="20"/>
+        </w:rPr>
+        <w:t xml:space="preserve">docwarp docx2md ...</w:t>
+      </w:r>
+    </w:p>
+    <w:p>
+      <w:pPr>
+        <w:pStyle w:val="ListBullet"/>
+        <w:ind w:left="720" w:hanging="360"/>
       </w:pPr>
       <w:r>
         <w:t xml:space="preserve">Core model, style-map precedence, warnings, strict mode, and JSON reports are in place.</w:t>
@@ -53,6 +87,7 @@
     <w:p>
       <w:pPr>
         <w:pStyle w:val="ListBullet"/>
+        <w:ind w:left="720" w:hanging="360"/>
       </w:pPr>
       <w:r>
         <w:t xml:space="preserve">CI/release/homebrew scaffolding exists but release metadata is not finalized.</w:t>
@@ -61,6 +96,7 @@
     <w:p>
       <w:pPr>
         <w:pStyle w:val="ListBullet"/>
+        <w:ind w:left="720" w:hanging="360"/>
       </w:pPr>
       <w:r>
         <w:t xml:space="preserve">Release plan is now to push through all </w:t>
@@ -101,33 +137,8 @@
     </w:p>
     <w:p>
       <w:pPr>
-        <w:pStyle w:val="ListBullet"/>
-      </w:pPr>
-      <w:r>
-        <w:rPr>
-          <w:rStyle w:val="Code"/>
-          <w:rFonts w:ascii="Consolas" w:hAnsi="Consolas"/>
-          <w:sz w:val="20"/>
-        </w:rPr>
-        <w:t xml:space="preserve">instruct md2docx ...</w:t>
-      </w:r>
-    </w:p>
-    <w:p>
-      <w:pPr>
-        <w:pStyle w:val="ListBullet"/>
-      </w:pPr>
-      <w:r>
-        <w:rPr>
-          <w:rStyle w:val="Code"/>
-          <w:rFonts w:ascii="Consolas" w:hAnsi="Consolas"/>
-          <w:sz w:val="20"/>
-        </w:rPr>
-        <w:t xml:space="preserve">instruct docx2md ...</w:t>
-      </w:r>
-    </w:p>
-    <w:p>
-      <w:pPr>
         <w:pStyle w:val="Heading2"/>
+        <w:spacing w:before="240" w:after="240"/>
       </w:pPr>
       <w:r>
         <w:t xml:space="preserve">Definition of Done for </w:t>
@@ -144,6 +155,7 @@
     <w:p>
       <w:pPr>
         <w:pStyle w:val="ListBullet"/>
+        <w:ind w:left="720" w:hanging="360"/>
       </w:pPr>
       <w:r>
         <w:t xml:space="preserve">Reliable conversion for MVP-supported structures: headings, paragraphs, lists, tables, links, blockquotes, code blocks, images.</w:t>
@@ -152,6 +164,7 @@
     <w:p>
       <w:pPr>
         <w:pStyle w:val="ListBullet"/>
+        <w:ind w:left="720" w:hanging="360"/>
       </w:pPr>
       <w:r>
         <w:t xml:space="preserve">Stable warning behavior with documented codes.</w:t>
@@ -160,6 +173,7 @@
     <w:p>
       <w:pPr>
         <w:pStyle w:val="ListBullet"/>
+        <w:ind w:left="720" w:hanging="360"/>
       </w:pPr>
       <w:r>
         <w:t xml:space="preserve">Cross-platform build + test matrix green on macOS, Linux, Windows.</w:t>
@@ -168,6 +182,7 @@
     <w:p>
       <w:pPr>
         <w:pStyle w:val="ListBullet"/>
+        <w:ind w:left="720" w:hanging="360"/>
       </w:pPr>
       <w:r>
         <w:t xml:space="preserve">Release artifacts published and install flow validated (including Homebrew).</w:t>
@@ -176,6 +191,7 @@
     <w:p>
       <w:pPr>
         <w:pStyle w:val="ListBullet"/>
+        <w:ind w:left="720" w:hanging="360"/>
       </w:pPr>
       <w:r>
         <w:t xml:space="preserve">User-facing docs sufficient for first external users.</w:t>
@@ -184,6 +200,7 @@
     <w:p>
       <w:pPr>
         <w:pStyle w:val="ListBullet"/>
+        <w:ind w:left="720" w:hanging="360"/>
       </w:pPr>
       <w:r>
         <w:rPr>
@@ -233,6 +250,7 @@
     <w:p>
       <w:pPr>
         <w:pStyle w:val="Heading2"/>
+        <w:spacing w:before="240" w:after="240"/>
       </w:pPr>
       <w:r>
         <w:t xml:space="preserve">Priority Lanes</w:t>
@@ -241,6 +259,7 @@
     <w:p>
       <w:pPr>
         <w:pStyle w:val="ListBullet"/>
+        <w:ind w:left="720" w:hanging="360"/>
       </w:pPr>
       <w:r>
         <w:rPr>
@@ -268,6 +287,7 @@
     <w:p>
       <w:pPr>
         <w:pStyle w:val="ListBullet"/>
+        <w:ind w:left="720" w:hanging="360"/>
       </w:pPr>
       <w:r>
         <w:rPr>
@@ -295,6 +315,7 @@
     <w:p>
       <w:pPr>
         <w:pStyle w:val="ListBullet"/>
+        <w:ind w:left="720" w:hanging="360"/>
       </w:pPr>
       <w:r>
         <w:rPr>
@@ -322,6 +343,7 @@
     <w:p>
       <w:pPr>
         <w:pStyle w:val="Heading2"/>
+        <w:spacing w:before="240" w:after="240"/>
       </w:pPr>
       <w:r>
         <w:t xml:space="preserve">Phase 1: Reliability Hardening (</w:t>
@@ -341,6 +363,7 @@
     <w:p>
       <w:pPr>
         <w:pStyle w:val="ListBullet"/>
+        <w:ind w:left="720" w:hanging="360"/>
       </w:pPr>
       <w:r>
         <w:t xml:space="preserve">[x] </w:t>
@@ -374,6 +397,7 @@
     <w:p>
       <w:pPr>
         <w:pStyle w:val="ListBullet"/>
+        <w:ind w:left="720" w:hanging="360"/>
       </w:pPr>
       <w:r>
         <w:t xml:space="preserve">[x] </w:t>
@@ -396,6 +420,7 @@
     <w:p>
       <w:pPr>
         <w:pStyle w:val="ListBullet"/>
+        <w:ind w:left="720" w:hanging="360"/>
       </w:pPr>
       <w:r>
         <w:t xml:space="preserve">[x] </w:t>
@@ -418,6 +443,7 @@
     <w:p>
       <w:pPr>
         <w:pStyle w:val="ListBullet"/>
+        <w:ind w:left="720" w:hanging="360"/>
       </w:pPr>
       <w:r>
         <w:t xml:space="preserve">[x] </w:t>
@@ -429,6 +455,41 @@
     <w:p>
       <w:pPr>
         <w:pStyle w:val="ListBullet"/>
+        <w:ind w:left="1080" w:hanging="360"/>
+      </w:pPr>
+      <w:r>
+        <w:t xml:space="preserve">[x] </w:t>
+      </w:r>
+      <w:r>
+        <w:rPr>
+          <w:rStyle w:val="Code"/>
+          <w:rFonts w:ascii="Consolas" w:hAnsi="Consolas"/>
+          <w:sz w:val="20"/>
+        </w:rPr>
+        <w:t xml:space="preserve">md -&gt; docx -&gt; md</w:t>
+      </w:r>
+    </w:p>
+    <w:p>
+      <w:pPr>
+        <w:pStyle w:val="ListBullet"/>
+        <w:ind w:left="1080" w:hanging="360"/>
+      </w:pPr>
+      <w:r>
+        <w:t xml:space="preserve">[x] </w:t>
+      </w:r>
+      <w:r>
+        <w:rPr>
+          <w:rStyle w:val="Code"/>
+          <w:rFonts w:ascii="Consolas" w:hAnsi="Consolas"/>
+          <w:sz w:val="20"/>
+        </w:rPr>
+        <w:t xml:space="preserve">docx -&gt; md -&gt; docx</w:t>
+      </w:r>
+    </w:p>
+    <w:p>
+      <w:pPr>
+        <w:pStyle w:val="ListBullet"/>
+        <w:ind w:left="720" w:hanging="360"/>
       </w:pPr>
       <w:r>
         <w:t xml:space="preserve">[x] </w:t>
@@ -440,6 +501,67 @@
     <w:p>
       <w:pPr>
         <w:pStyle w:val="ListBullet"/>
+        <w:ind w:left="1080" w:hanging="360"/>
+      </w:pPr>
+      <w:r>
+        <w:t xml:space="preserve">[x] </w:t>
+      </w:r>
+      <w:r>
+        <w:t xml:space="preserve">corrupt docx</w:t>
+      </w:r>
+    </w:p>
+    <w:p>
+      <w:pPr>
+        <w:pStyle w:val="ListBullet"/>
+        <w:ind w:left="1080" w:hanging="360"/>
+      </w:pPr>
+      <w:r>
+        <w:t xml:space="preserve">[x] </w:t>
+      </w:r>
+      <w:r>
+        <w:t xml:space="preserve">missing media</w:t>
+      </w:r>
+    </w:p>
+    <w:p>
+      <w:pPr>
+        <w:pStyle w:val="ListBullet"/>
+        <w:ind w:left="1080" w:hanging="360"/>
+      </w:pPr>
+      <w:r>
+        <w:t xml:space="preserve">[x] </w:t>
+      </w:r>
+      <w:r>
+        <w:t xml:space="preserve">invalid style map</w:t>
+      </w:r>
+    </w:p>
+    <w:p>
+      <w:pPr>
+        <w:pStyle w:val="ListBullet"/>
+        <w:ind w:left="1080" w:hanging="360"/>
+      </w:pPr>
+      <w:r>
+        <w:t xml:space="preserve">[x] </w:t>
+      </w:r>
+      <w:r>
+        <w:t xml:space="preserve">invalid template path</w:t>
+      </w:r>
+    </w:p>
+    <w:p>
+      <w:pPr>
+        <w:pStyle w:val="ListBullet"/>
+        <w:ind w:left="1080" w:hanging="360"/>
+      </w:pPr>
+      <w:r>
+        <w:t xml:space="preserve">[x] </w:t>
+      </w:r>
+      <w:r>
+        <w:t xml:space="preserve">unsupported feature warnings</w:t>
+      </w:r>
+    </w:p>
+    <w:p>
+      <w:pPr>
+        <w:pStyle w:val="ListBullet"/>
+        <w:ind w:left="720" w:hanging="360"/>
       </w:pPr>
       <w:r>
         <w:t xml:space="preserve">[x] </w:t>
@@ -451,6 +573,7 @@
     <w:p>
       <w:pPr>
         <w:pStyle w:val="ListBullet"/>
+        <w:ind w:left="720" w:hanging="360"/>
       </w:pPr>
       <w:r>
         <w:t xml:space="preserve">[x] </w:t>
@@ -461,94 +584,8 @@
     </w:p>
     <w:p>
       <w:pPr>
-        <w:pStyle w:val="ListBullet"/>
-      </w:pPr>
-      <w:r>
-        <w:t xml:space="preserve">[x] </w:t>
-      </w:r>
-      <w:r>
-        <w:rPr>
-          <w:rStyle w:val="Code"/>
-          <w:rFonts w:ascii="Consolas" w:hAnsi="Consolas"/>
-          <w:sz w:val="20"/>
-        </w:rPr>
-        <w:t xml:space="preserve">md -&gt; docx -&gt; md</w:t>
-      </w:r>
-    </w:p>
-    <w:p>
-      <w:pPr>
-        <w:pStyle w:val="ListBullet"/>
-      </w:pPr>
-      <w:r>
-        <w:t xml:space="preserve">[x] </w:t>
-      </w:r>
-      <w:r>
-        <w:rPr>
-          <w:rStyle w:val="Code"/>
-          <w:rFonts w:ascii="Consolas" w:hAnsi="Consolas"/>
-          <w:sz w:val="20"/>
-        </w:rPr>
-        <w:t xml:space="preserve">docx -&gt; md -&gt; docx</w:t>
-      </w:r>
-    </w:p>
-    <w:p>
-      <w:pPr>
-        <w:pStyle w:val="ListBullet"/>
-      </w:pPr>
-      <w:r>
-        <w:t xml:space="preserve">[x] </w:t>
-      </w:r>
-      <w:r>
-        <w:t xml:space="preserve">corrupt docx</w:t>
-      </w:r>
-    </w:p>
-    <w:p>
-      <w:pPr>
-        <w:pStyle w:val="ListBullet"/>
-      </w:pPr>
-      <w:r>
-        <w:t xml:space="preserve">[x] </w:t>
-      </w:r>
-      <w:r>
-        <w:t xml:space="preserve">missing media</w:t>
-      </w:r>
-    </w:p>
-    <w:p>
-      <w:pPr>
-        <w:pStyle w:val="ListBullet"/>
-      </w:pPr>
-      <w:r>
-        <w:t xml:space="preserve">[x] </w:t>
-      </w:r>
-      <w:r>
-        <w:t xml:space="preserve">invalid style map</w:t>
-      </w:r>
-    </w:p>
-    <w:p>
-      <w:pPr>
-        <w:pStyle w:val="ListBullet"/>
-      </w:pPr>
-      <w:r>
-        <w:t xml:space="preserve">[x] </w:t>
-      </w:r>
-      <w:r>
-        <w:t xml:space="preserve">invalid template path</w:t>
-      </w:r>
-    </w:p>
-    <w:p>
-      <w:pPr>
-        <w:pStyle w:val="ListBullet"/>
-      </w:pPr>
-      <w:r>
-        <w:t xml:space="preserve">[x] </w:t>
-      </w:r>
-      <w:r>
-        <w:t xml:space="preserve">unsupported feature warnings</w:t>
-      </w:r>
-    </w:p>
-    <w:p>
-      <w:pPr>
         <w:pStyle w:val="Heading2"/>
+        <w:spacing w:before="240" w:after="240"/>
       </w:pPr>
       <w:r>
         <w:t xml:space="preserve">Phase 2: Fidelity and Edge Cases (</w:t>
@@ -568,6 +605,7 @@
     <w:p>
       <w:pPr>
         <w:pStyle w:val="ListBullet"/>
+        <w:ind w:left="720" w:hanging="360"/>
       </w:pPr>
       <w:r>
         <w:t xml:space="preserve">[x] </w:t>
@@ -579,6 +617,7 @@
     <w:p>
       <w:pPr>
         <w:pStyle w:val="ListBullet"/>
+        <w:ind w:left="720" w:hanging="360"/>
       </w:pPr>
       <w:r>
         <w:t xml:space="preserve">[x] </w:t>
@@ -590,6 +629,19 @@
     <w:p>
       <w:pPr>
         <w:pStyle w:val="ListBullet"/>
+        <w:ind w:left="720" w:hanging="360"/>
+      </w:pPr>
+      <w:r>
+        <w:t xml:space="preserve">[x] </w:t>
+      </w:r>
+      <w:r>
+        <w:t xml:space="preserve">Preserve nested list hierarchy in round-trips by carrying per-item list levels/types in the core model.</w:t>
+      </w:r>
+    </w:p>
+    <w:p>
+      <w:pPr>
+        <w:pStyle w:val="ListBullet"/>
+        <w:ind w:left="720" w:hanging="360"/>
       </w:pPr>
       <w:r>
         <w:t xml:space="preserve">[x] </w:t>
@@ -601,6 +653,7 @@
     <w:p>
       <w:pPr>
         <w:pStyle w:val="ListBullet"/>
+        <w:ind w:left="720" w:hanging="360"/>
       </w:pPr>
       <w:r>
         <w:t xml:space="preserve">[x] </w:t>
@@ -612,6 +665,31 @@
     <w:p>
       <w:pPr>
         <w:pStyle w:val="ListBullet"/>
+        <w:ind w:left="720" w:hanging="360"/>
+      </w:pPr>
+      <w:r>
+        <w:t xml:space="preserve">[x] </w:t>
+      </w:r>
+      <w:r>
+        <w:t xml:space="preserve">Preserve blockquote paragraph breaks (multi-paragraph quote formatting) in markdown round-trips.</w:t>
+      </w:r>
+    </w:p>
+    <w:p>
+      <w:pPr>
+        <w:pStyle w:val="ListBullet"/>
+        <w:ind w:left="720" w:hanging="360"/>
+      </w:pPr>
+      <w:r>
+        <w:t xml:space="preserve">[x] </w:t>
+      </w:r>
+      <w:r>
+        <w:t xml:space="preserve">Preserve fenced code language labels for docwarp-generated DOCX round-trips.</w:t>
+      </w:r>
+    </w:p>
+    <w:p>
+      <w:pPr>
+        <w:pStyle w:val="ListBullet"/>
+        <w:ind w:left="720" w:hanging="360"/>
       </w:pPr>
       <w:r>
         <w:t xml:space="preserve">[x] </w:t>
@@ -623,6 +701,43 @@
     <w:p>
       <w:pPr>
         <w:pStyle w:val="ListBullet"/>
+        <w:ind w:left="1080" w:hanging="360"/>
+      </w:pPr>
+      <w:r>
+        <w:t xml:space="preserve">[x] </w:t>
+      </w:r>
+      <w:r>
+        <w:t xml:space="preserve">explicit behavior for absolute vs relative paths</w:t>
+      </w:r>
+    </w:p>
+    <w:p>
+      <w:pPr>
+        <w:pStyle w:val="ListBullet"/>
+        <w:ind w:left="1080" w:hanging="360"/>
+      </w:pPr>
+      <w:r>
+        <w:t xml:space="preserve">[x] </w:t>
+      </w:r>
+      <w:r>
+        <w:t xml:space="preserve">clearer remote image warning messages</w:t>
+      </w:r>
+    </w:p>
+    <w:p>
+      <w:pPr>
+        <w:pStyle w:val="ListBullet"/>
+        <w:ind w:left="1080" w:hanging="360"/>
+      </w:pPr>
+      <w:r>
+        <w:t xml:space="preserve">[x] </w:t>
+      </w:r>
+      <w:r>
+        <w:t xml:space="preserve">enforce offline-by-default in tests</w:t>
+      </w:r>
+    </w:p>
+    <w:p>
+      <w:pPr>
+        <w:pStyle w:val="ListBullet"/>
+        <w:ind w:left="720" w:hanging="360"/>
       </w:pPr>
       <w:r>
         <w:t xml:space="preserve">[x] </w:t>
@@ -644,40 +759,8 @@
     </w:p>
     <w:p>
       <w:pPr>
-        <w:pStyle w:val="ListBullet"/>
-      </w:pPr>
-      <w:r>
-        <w:t xml:space="preserve">[x] </w:t>
-      </w:r>
-      <w:r>
-        <w:t xml:space="preserve">explicit behavior for absolute vs relative paths</w:t>
-      </w:r>
-    </w:p>
-    <w:p>
-      <w:pPr>
-        <w:pStyle w:val="ListBullet"/>
-      </w:pPr>
-      <w:r>
-        <w:t xml:space="preserve">[x] </w:t>
-      </w:r>
-      <w:r>
-        <w:t xml:space="preserve">clearer remote image warning messages</w:t>
-      </w:r>
-    </w:p>
-    <w:p>
-      <w:pPr>
-        <w:pStyle w:val="ListBullet"/>
-      </w:pPr>
-      <w:r>
-        <w:t xml:space="preserve">[x] </w:t>
-      </w:r>
-      <w:r>
-        <w:t xml:space="preserve">enforce offline-by-default in tests</w:t>
-      </w:r>
-    </w:p>
-    <w:p>
-      <w:pPr>
         <w:pStyle w:val="Heading2"/>
+        <w:spacing w:before="240" w:after="240"/>
       </w:pPr>
       <w:r>
         <w:t xml:space="preserve">Phase 3: CLI and Config UX (</w:t>
@@ -697,6 +780,7 @@
     <w:p>
       <w:pPr>
         <w:pStyle w:val="ListBullet"/>
+        <w:ind w:left="720" w:hanging="360"/>
       </w:pPr>
       <w:r>
         <w:t xml:space="preserve">[x] </w:t>
@@ -719,6 +803,7 @@
     <w:p>
       <w:pPr>
         <w:pStyle w:val="ListBullet"/>
+        <w:ind w:left="720" w:hanging="360"/>
       </w:pPr>
       <w:r>
         <w:t xml:space="preserve">[x] </w:t>
@@ -732,7 +817,7 @@
           <w:rFonts w:ascii="Consolas" w:hAnsi="Consolas"/>
           <w:sz w:val="20"/>
         </w:rPr>
-        <w:t xml:space="preserve">.instruct.yml</w:t>
+        <w:t xml:space="preserve">.docwarp.yml</w:t>
       </w:r>
       <w:r>
         <w:t xml:space="preserve"> in docs.</w:t>
@@ -741,6 +826,7 @@
     <w:p>
       <w:pPr>
         <w:pStyle w:val="ListBullet"/>
+        <w:ind w:left="720" w:hanging="360"/>
       </w:pPr>
       <w:r>
         <w:t xml:space="preserve">[x] </w:t>
@@ -752,6 +838,7 @@
     <w:p>
       <w:pPr>
         <w:pStyle w:val="ListBullet"/>
+        <w:ind w:left="720" w:hanging="360"/>
       </w:pPr>
       <w:r>
         <w:t xml:space="preserve">[x] </w:t>
@@ -774,6 +861,7 @@
     <w:p>
       <w:pPr>
         <w:pStyle w:val="ListBullet"/>
+        <w:ind w:left="720" w:hanging="360"/>
       </w:pPr>
       <w:r>
         <w:t xml:space="preserve">[x] </w:t>
@@ -785,6 +873,7 @@
     <w:p>
       <w:pPr>
         <w:pStyle w:val="Heading2"/>
+        <w:spacing w:before="240" w:after="240"/>
       </w:pPr>
       <w:r>
         <w:t xml:space="preserve">Phase 4: Release Readiness (</w:t>
@@ -804,6 +893,7 @@
     <w:p>
       <w:pPr>
         <w:pStyle w:val="ListBullet"/>
+        <w:ind w:left="720" w:hanging="360"/>
       </w:pPr>
       <w:r>
         <w:t xml:space="preserve">[x] </w:t>
@@ -815,6 +905,53 @@
     <w:p>
       <w:pPr>
         <w:pStyle w:val="ListBullet"/>
+        <w:ind w:left="1080" w:hanging="360"/>
+      </w:pPr>
+      <w:r>
+        <w:t xml:space="preserve">[x] </w:t>
+      </w:r>
+      <w:r>
+        <w:t xml:space="preserve">replace </w:t>
+      </w:r>
+      <w:r>
+        <w:rPr>
+          <w:rStyle w:val="Code"/>
+          <w:rFonts w:ascii="Consolas" w:hAnsi="Consolas"/>
+          <w:sz w:val="20"/>
+        </w:rPr>
+        <w:t xml:space="preserve">OWNER</w:t>
+      </w:r>
+      <w:r>
+        <w:t xml:space="preserve"> placeholders</w:t>
+      </w:r>
+    </w:p>
+    <w:p>
+      <w:pPr>
+        <w:pStyle w:val="ListBullet"/>
+        <w:ind w:left="1080" w:hanging="360"/>
+      </w:pPr>
+      <w:r>
+        <w:t xml:space="preserve">[x] </w:t>
+      </w:r>
+      <w:r>
+        <w:t xml:space="preserve">add Homebrew </w:t>
+      </w:r>
+      <w:r>
+        <w:rPr>
+          <w:rStyle w:val="Code"/>
+          <w:rFonts w:ascii="Consolas" w:hAnsi="Consolas"/>
+          <w:sz w:val="20"/>
+        </w:rPr>
+        <w:t xml:space="preserve">sha256</w:t>
+      </w:r>
+      <w:r>
+        <w:t xml:space="preserve"> values per artifact</w:t>
+      </w:r>
+    </w:p>
+    <w:p>
+      <w:pPr>
+        <w:pStyle w:val="ListBullet"/>
+        <w:ind w:left="720" w:hanging="360"/>
       </w:pPr>
       <w:r>
         <w:t xml:space="preserve">[ ] </w:t>
@@ -826,6 +963,7 @@
     <w:p>
       <w:pPr>
         <w:pStyle w:val="ListBullet"/>
+        <w:ind w:left="720" w:hanging="360"/>
       </w:pPr>
       <w:r>
         <w:t xml:space="preserve">[x] </w:t>
@@ -837,6 +975,7 @@
     <w:p>
       <w:pPr>
         <w:pStyle w:val="ListBullet"/>
+        <w:ind w:left="720" w:hanging="360"/>
       </w:pPr>
       <w:r>
         <w:t xml:space="preserve">[x] </w:t>
@@ -848,50 +987,7 @@
     <w:p>
       <w:pPr>
         <w:pStyle w:val="ListBullet"/>
-      </w:pPr>
-      <w:r>
-        <w:t xml:space="preserve">[x] </w:t>
-      </w:r>
-      <w:r>
-        <w:t xml:space="preserve">replace </w:t>
-      </w:r>
-      <w:r>
-        <w:rPr>
-          <w:rStyle w:val="Code"/>
-          <w:rFonts w:ascii="Consolas" w:hAnsi="Consolas"/>
-          <w:sz w:val="20"/>
-        </w:rPr>
-        <w:t xml:space="preserve">OWNER</w:t>
-      </w:r>
-      <w:r>
-        <w:t xml:space="preserve"> placeholders</w:t>
-      </w:r>
-    </w:p>
-    <w:p>
-      <w:pPr>
-        <w:pStyle w:val="ListBullet"/>
-      </w:pPr>
-      <w:r>
-        <w:t xml:space="preserve">[x] </w:t>
-      </w:r>
-      <w:r>
-        <w:t xml:space="preserve">add Homebrew </w:t>
-      </w:r>
-      <w:r>
-        <w:rPr>
-          <w:rStyle w:val="Code"/>
-          <w:rFonts w:ascii="Consolas" w:hAnsi="Consolas"/>
-          <w:sz w:val="20"/>
-        </w:rPr>
-        <w:t xml:space="preserve">sha256</w:t>
-      </w:r>
-      <w:r>
-        <w:t xml:space="preserve"> values per artifact</w:t>
-      </w:r>
-    </w:p>
-    <w:p>
-      <w:pPr>
-        <w:pStyle w:val="ListBullet"/>
+        <w:ind w:left="1080" w:hanging="360"/>
       </w:pPr>
       <w:r>
         <w:t xml:space="preserve">[x] </w:t>
@@ -903,6 +999,7 @@
     <w:p>
       <w:pPr>
         <w:pStyle w:val="ListBullet"/>
+        <w:ind w:left="1080" w:hanging="360"/>
       </w:pPr>
       <w:r>
         <w:t xml:space="preserve">[x] </w:t>
@@ -914,6 +1011,7 @@
     <w:p>
       <w:pPr>
         <w:pStyle w:val="Heading2"/>
+        <w:spacing w:before="240" w:after="240"/>
       </w:pPr>
       <w:r>
         <w:t xml:space="preserve">Phase 5: Pre-Release Enhancements (</w:t>
@@ -933,6 +1031,7 @@
     <w:p>
       <w:pPr>
         <w:pStyle w:val="ListBullet"/>
+        <w:ind w:left="720" w:hanging="360"/>
       </w:pPr>
       <w:r>
         <w:t xml:space="preserve">[x] </w:t>
@@ -955,6 +1054,7 @@
     <w:p>
       <w:pPr>
         <w:pStyle w:val="ListBullet"/>
+        <w:ind w:left="720" w:hanging="360"/>
       </w:pPr>
       <w:r>
         <w:t xml:space="preserve">[x] </w:t>
@@ -966,130 +1066,770 @@
     <w:p>
       <w:pPr>
         <w:pStyle w:val="ListBullet"/>
+        <w:ind w:left="720" w:hanging="360"/>
+      </w:pPr>
+      <w:r>
+        <w:t xml:space="preserve">[x] </w:t>
+      </w:r>
+      <w:r>
+        <w:t xml:space="preserve">Work on CLI defaults</w:t>
+      </w:r>
+    </w:p>
+    <w:p>
+      <w:pPr>
+        <w:pStyle w:val="ListBullet"/>
+        <w:ind w:left="1080" w:hanging="360"/>
+      </w:pPr>
+      <w:r>
+        <w:t xml:space="preserve">[x] </w:t>
+      </w:r>
+      <w:r>
+        <w:rPr>
+          <w:rStyle w:val="Code"/>
+          <w:rFonts w:ascii="Consolas" w:hAnsi="Consolas"/>
+          <w:sz w:val="20"/>
+        </w:rPr>
+        <w:t xml:space="preserve">docwarp</w:t>
+      </w:r>
+      <w:r>
+        <w:t xml:space="preserve"> with no subcommand enters guided mode.</w:t>
+      </w:r>
+    </w:p>
+    <w:p>
+      <w:pPr>
+        <w:pStyle w:val="ListBullet"/>
+        <w:ind w:left="1080" w:hanging="360"/>
+      </w:pPr>
+      <w:r>
+        <w:t xml:space="preserve">[x] </w:t>
+      </w:r>
+      <w:r>
+        <w:t xml:space="preserve">Guided flow supports drag/paste path or native picker.</w:t>
+      </w:r>
+    </w:p>
+    <w:p>
+      <w:pPr>
+        <w:pStyle w:val="ListBullet"/>
+        <w:ind w:left="1080" w:hanging="360"/>
+      </w:pPr>
+      <w:r>
+        <w:t xml:space="preserve">[x] </w:t>
+      </w:r>
+      <w:r>
+        <w:t xml:space="preserve">Input type is auto-detected (</w:t>
+      </w:r>
+      <w:r>
+        <w:rPr>
+          <w:rStyle w:val="Code"/>
+          <w:rFonts w:ascii="Consolas" w:hAnsi="Consolas"/>
+          <w:sz w:val="20"/>
+        </w:rPr>
+        <w:t xml:space="preserve">.md</w:t>
+      </w:r>
+      <w:r>
+        <w:t xml:space="preserve"> vs </w:t>
+      </w:r>
+      <w:r>
+        <w:rPr>
+          <w:rStyle w:val="Code"/>
+          <w:rFonts w:ascii="Consolas" w:hAnsi="Consolas"/>
+          <w:sz w:val="20"/>
+        </w:rPr>
+        <w:t xml:space="preserve">.docx</w:t>
+      </w:r>
+      <w:r>
+        <w:t xml:space="preserve">) and conversion direction selected automatically.</w:t>
+      </w:r>
+    </w:p>
+    <w:p>
+      <w:pPr>
+        <w:pStyle w:val="ListBullet"/>
+        <w:ind w:left="1080" w:hanging="360"/>
+      </w:pPr>
+      <w:r>
+        <w:t xml:space="preserve">[x] </w:t>
+      </w:r>
+      <w:r>
+        <w:t xml:space="preserve">Default output is auto-written next to input without prompting for output path.</w:t>
+      </w:r>
+    </w:p>
+    <w:p>
+      <w:pPr>
+        <w:pStyle w:val="ListBullet"/>
+        <w:ind w:left="1080" w:hanging="360"/>
+      </w:pPr>
+      <w:r>
+        <w:t xml:space="preserve">[x] </w:t>
+      </w:r>
+      <w:r>
+        <w:t xml:space="preserve">Added guided slash-config menu for template/profile/remote-image policy toggles.</w:t>
+      </w:r>
+    </w:p>
+    <w:p>
+      <w:pPr>
+        <w:pStyle w:val="ListBullet"/>
+        <w:ind w:left="720" w:hanging="360"/>
+      </w:pPr>
+      <w:r>
+        <w:t xml:space="preserve">[x] </w:t>
+      </w:r>
+      <w:r>
+        <w:t xml:space="preserve">Add configs</w:t>
+      </w:r>
+    </w:p>
+    <w:p>
+      <w:pPr>
+        <w:pStyle w:val="ListBullet"/>
+        <w:ind w:left="720" w:hanging="360"/>
+      </w:pPr>
+      <w:r>
+        <w:t xml:space="preserve">[x] </w:t>
+      </w:r>
+      <w:r>
+        <w:t xml:space="preserve">Add ability to enter passwords for protected documents</w:t>
+      </w:r>
+    </w:p>
+    <w:p>
+      <w:pPr>
+        <w:pStyle w:val="ListBullet"/>
+        <w:ind w:left="1080" w:hanging="360"/>
+      </w:pPr>
+      <w:r>
+        <w:t xml:space="preserve">[x] </w:t>
+      </w:r>
+      <w:r>
+        <w:t xml:space="preserve">Add </w:t>
+      </w:r>
+      <w:r>
+        <w:rPr>
+          <w:rStyle w:val="Code"/>
+          <w:rFonts w:ascii="Consolas" w:hAnsi="Consolas"/>
+          <w:sz w:val="20"/>
+        </w:rPr>
+        <w:t xml:space="preserve">--password</w:t>
+      </w:r>
+      <w:r>
+        <w:t xml:space="preserve"> for </w:t>
+      </w:r>
+      <w:r>
+        <w:rPr>
+          <w:rStyle w:val="Code"/>
+          <w:rFonts w:ascii="Consolas" w:hAnsi="Consolas"/>
+          <w:sz w:val="20"/>
+        </w:rPr>
+        <w:t xml:space="preserve">docx2md</w:t>
+      </w:r>
+      <w:r>
+        <w:t xml:space="preserve"> and guided password prompt immediately after input selection for protected DOCX.</w:t>
+      </w:r>
+    </w:p>
+    <w:p>
+      <w:pPr>
+        <w:pStyle w:val="ListBullet"/>
+        <w:ind w:left="1080" w:hanging="360"/>
+      </w:pPr>
+      <w:r>
+        <w:t xml:space="preserve">[x] </w:t>
+      </w:r>
+      <w:r>
+        <w:t xml:space="preserve">Add protected-file detection and decryption path (requires Python </w:t>
+      </w:r>
+      <w:r>
+        <w:rPr>
+          <w:rStyle w:val="Code"/>
+          <w:rFonts w:ascii="Consolas" w:hAnsi="Consolas"/>
+          <w:sz w:val="20"/>
+        </w:rPr>
+        <w:t xml:space="preserve">msoffcrypto-tool</w:t>
+      </w:r>
+      <w:r>
+        <w:t xml:space="preserve"> when decrypting encrypted Office containers).</w:t>
+      </w:r>
+    </w:p>
+    <w:p>
+      <w:pPr>
+        <w:pStyle w:val="ListBullet"/>
+        <w:ind w:left="1080" w:hanging="360"/>
       </w:pPr>
       <w:r>
         <w:t xml:space="preserve">[ ] </w:t>
       </w:r>
       <w:r>
-        <w:t xml:space="preserve">Add configs</w:t>
-      </w:r>
-    </w:p>
-    <w:p>
-      <w:pPr>
-        <w:pStyle w:val="ListBullet"/>
+        <w:t xml:space="preserve">Test password functionality</w:t>
+      </w:r>
+    </w:p>
+    <w:p>
+      <w:pPr>
+        <w:pStyle w:val="ListBullet"/>
+        <w:ind w:left="1080" w:hanging="360"/>
+      </w:pPr>
+      <w:r>
+        <w:t xml:space="preserve">[x] </w:t>
+      </w:r>
+      <w:r>
+        <w:t xml:space="preserve">Rename project, docs, and crates to </w:t>
+      </w:r>
+      <w:r>
+        <w:rPr>
+          <w:rStyle w:val="Code"/>
+          <w:rFonts w:ascii="Consolas" w:hAnsi="Consolas"/>
+          <w:sz w:val="20"/>
+        </w:rPr>
+        <w:t xml:space="preserve">docwarp</w:t>
+      </w:r>
+    </w:p>
+    <w:p>
+      <w:pPr>
+        <w:pStyle w:val="ListBullet"/>
+        <w:ind w:left="720" w:hanging="360"/>
       </w:pPr>
       <w:r>
         <w:t xml:space="preserve">[ ] </w:t>
       </w:r>
       <w:r>
-        <w:t xml:space="preserve">Add ability to enter passwords for protected documents</w:t>
-      </w:r>
-    </w:p>
-    <w:p>
-      <w:pPr>
-        <w:pStyle w:val="ListBullet"/>
+        <w:t xml:space="preserve">Improve style-map validation with actionable error diagnostics.</w:t>
+      </w:r>
+    </w:p>
+    <w:p>
+      <w:pPr>
+        <w:pStyle w:val="ListBullet"/>
+        <w:ind w:left="720" w:hanging="360"/>
+      </w:pPr>
+      <w:r>
+        <w:t xml:space="preserve">[x] </w:t>
+      </w:r>
+      <w:r>
+        <w:t xml:space="preserve">Improve heading-style fidelity in </w:t>
+      </w:r>
+      <w:r>
+        <w:rPr>
+          <w:rStyle w:val="Code"/>
+          <w:rFonts w:ascii="Consolas" w:hAnsi="Consolas"/>
+          <w:sz w:val="20"/>
+        </w:rPr>
+        <w:t xml:space="preserve">md2docx</w:t>
+      </w:r>
+      <w:r>
+        <w:t xml:space="preserve">: preserve Markdown heading levels </w:t>
+      </w:r>
+      <w:r>
+        <w:rPr>
+          <w:rStyle w:val="Code"/>
+          <w:rFonts w:ascii="Consolas" w:hAnsi="Consolas"/>
+          <w:sz w:val="20"/>
+        </w:rPr>
+        <w:t xml:space="preserve">h1</w:t>
+      </w:r>
+      <w:r>
+        <w:t xml:space="preserve">-</w:t>
+      </w:r>
+      <w:r>
+        <w:rPr>
+          <w:rStyle w:val="Code"/>
+          <w:rFonts w:ascii="Consolas" w:hAnsi="Consolas"/>
+          <w:sz w:val="20"/>
+        </w:rPr>
+        <w:t xml:space="preserve">h6</w:t>
+      </w:r>
+      <w:r>
+        <w:t xml:space="preserve"> as distinct DOCX heading styles (or configurable mappings) instead of collapsing </w:t>
+      </w:r>
+      <w:r>
+        <w:rPr>
+          <w:rStyle w:val="Code"/>
+          <w:rFonts w:ascii="Consolas" w:hAnsi="Consolas"/>
+          <w:sz w:val="20"/>
+        </w:rPr>
+        <w:t xml:space="preserve">h4</w:t>
+      </w:r>
+      <w:r>
+        <w:t xml:space="preserve">-</w:t>
+      </w:r>
+      <w:r>
+        <w:rPr>
+          <w:rStyle w:val="Code"/>
+          <w:rFonts w:ascii="Consolas" w:hAnsi="Consolas"/>
+          <w:sz w:val="20"/>
+        </w:rPr>
+        <w:t xml:space="preserve">h6</w:t>
+      </w:r>
+      <w:r>
+        <w:t xml:space="preserve">.</w:t>
+      </w:r>
+    </w:p>
+    <w:p>
+      <w:pPr>
+        <w:pStyle w:val="ListBullet"/>
+        <w:ind w:left="720" w:hanging="360"/>
       </w:pPr>
       <w:r>
         <w:t xml:space="preserve">[ ] </w:t>
       </w:r>
       <w:r>
+        <w:t xml:space="preserve">Native Word equation support for bidirectional </w:t>
+      </w:r>
+      <w:r>
+        <w:rPr>
+          <w:rStyle w:val="Code"/>
+          <w:rFonts w:ascii="Consolas" w:hAnsi="Consolas"/>
+          <w:sz w:val="20"/>
+        </w:rPr>
+        <w:t xml:space="preserve">md &lt;-&gt; docx</w:t>
+      </w:r>
+      <w:r>
+        <w:t xml:space="preserve">, including configurable equation style mapping so users do not need manual Insert Equation restyling (for example, statistical-method appendices).</w:t>
+      </w:r>
+    </w:p>
+    <w:p>
+      <w:pPr>
+        <w:pStyle w:val="ListBullet"/>
+        <w:ind w:left="720" w:hanging="360"/>
+      </w:pPr>
+      <w:r>
+        <w:t xml:space="preserve">[ ] </w:t>
+      </w:r>
+      <w:r>
+        <w:t xml:space="preserve">Add performance benchmark suite for large documents.</w:t>
+      </w:r>
+    </w:p>
+    <w:p>
+      <w:pPr>
+        <w:pStyle w:val="ListBullet"/>
+        <w:ind w:left="720" w:hanging="360"/>
+      </w:pPr>
+      <w:r>
+        <w:t xml:space="preserve">[ ] </w:t>
+      </w:r>
+      <w:r>
+        <w:t xml:space="preserve">Add regression test pack from real-world anonymized docs.</w:t>
+      </w:r>
+    </w:p>
+    <w:p>
+      <w:pPr>
+        <w:pStyle w:val="ListBullet"/>
+        <w:ind w:left="720" w:hanging="360"/>
+      </w:pPr>
+      <w:r>
+        <w:t xml:space="preserve">[ ] </w:t>
+      </w:r>
+      <w:r>
+        <w:t xml:space="preserve">Publish </w:t>
+      </w:r>
+      <w:r>
+        <w:rPr>
+          <w:rStyle w:val="Code"/>
+          <w:rFonts w:ascii="Consolas" w:hAnsi="Consolas"/>
+          <w:sz w:val="20"/>
+        </w:rPr>
+        <w:t xml:space="preserve">v0.1.0</w:t>
+      </w:r>
+      <w:r>
+        <w:t xml:space="preserve"> and changelog.</w:t>
+      </w:r>
+    </w:p>
+    <w:p>
+      <w:pPr>
+        <w:pStyle w:val="Heading2"/>
+        <w:spacing w:before="240" w:after="240"/>
+      </w:pPr>
+      <w:r>
+        <w:t xml:space="preserve">Phase 6: Stretch Pre-Release Scope (</w:t>
+      </w:r>
+      <w:r>
+        <w:rPr>
+          <w:rStyle w:val="Code"/>
+          <w:rFonts w:ascii="Consolas" w:hAnsi="Consolas"/>
+          <w:sz w:val="20"/>
+        </w:rPr>
+        <w:t xml:space="preserve">P2</w:t>
+      </w:r>
+      <w:r>
+        <w:t xml:space="preserve">)</w:t>
+      </w:r>
+    </w:p>
+    <w:p>
+      <w:pPr>
+        <w:pStyle w:val="ListBullet"/>
+        <w:ind w:left="720" w:hanging="360"/>
+      </w:pPr>
+      <w:r>
+        <w:t xml:space="preserve">[ ] </w:t>
+      </w:r>
+      <w:r>
         <w:t xml:space="preserve">Add config profiles for common use cases (e.g., academic, technical, business)</w:t>
       </w:r>
     </w:p>
     <w:p>
       <w:pPr>
         <w:pStyle w:val="ListBullet"/>
+        <w:ind w:left="720" w:hanging="360"/>
       </w:pPr>
       <w:r>
         <w:t xml:space="preserve">[ ] </w:t>
       </w:r>
       <w:r>
-        <w:t xml:space="preserve">Add compatibility mode flags (for example, stricter markdown output for docs platforms).</w:t>
-      </w:r>
-    </w:p>
-    <w:p>
-      <w:pPr>
-        <w:pStyle w:val="ListBullet"/>
+        <w:t xml:space="preserve">Add ability to load company templates and style-maps containing company branding and docx styles</w:t>
+      </w:r>
+    </w:p>
+    <w:p>
+      <w:pPr>
+        <w:pStyle w:val="ListBullet"/>
+        <w:ind w:left="720" w:hanging="360"/>
       </w:pPr>
       <w:r>
         <w:t xml:space="preserve">[ ] </w:t>
       </w:r>
       <w:r>
-        <w:t xml:space="preserve">Simplify CLI usage with config profiles and short command aliases so common permission-related flags/defaults (for example, remote image policy, strict mode, template/style-map paths) do not need to be repeated.</w:t>
-      </w:r>
-    </w:p>
-    <w:p>
-      <w:pPr>
-        <w:pStyle w:val="ListBullet"/>
+        <w:t xml:space="preserve">Footnotes/endnotes.</w:t>
+      </w:r>
+    </w:p>
+    <w:p>
+      <w:pPr>
+        <w:pStyle w:val="ListBullet"/>
+        <w:ind w:left="720" w:hanging="360"/>
       </w:pPr>
       <w:r>
         <w:t xml:space="preserve">[ ] </w:t>
       </w:r>
       <w:r>
-        <w:t xml:space="preserve">Improve style-map validation with actionable error diagnostics.</w:t>
-      </w:r>
-    </w:p>
-    <w:p>
-      <w:pPr>
-        <w:pStyle w:val="ListBullet"/>
-      </w:pPr>
-      <w:r>
-        <w:t xml:space="preserve">[x] </w:t>
-      </w:r>
-      <w:r>
-        <w:t xml:space="preserve">Improve heading-style fidelity in </w:t>
-      </w:r>
-      <w:r>
-        <w:rPr>
-          <w:rStyle w:val="Code"/>
-          <w:rFonts w:ascii="Consolas" w:hAnsi="Consolas"/>
-          <w:sz w:val="20"/>
-        </w:rPr>
-        <w:t xml:space="preserve">md2docx</w:t>
-      </w:r>
-      <w:r>
-        <w:t xml:space="preserve">: preserve Markdown heading levels </w:t>
-      </w:r>
-      <w:r>
-        <w:rPr>
-          <w:rStyle w:val="Code"/>
-          <w:rFonts w:ascii="Consolas" w:hAnsi="Consolas"/>
-          <w:sz w:val="20"/>
-        </w:rPr>
-        <w:t xml:space="preserve">h1</w:t>
-      </w:r>
-      <w:r>
-        <w:t xml:space="preserve">-</w:t>
-      </w:r>
-      <w:r>
-        <w:rPr>
-          <w:rStyle w:val="Code"/>
-          <w:rFonts w:ascii="Consolas" w:hAnsi="Consolas"/>
-          <w:sz w:val="20"/>
-        </w:rPr>
-        <w:t xml:space="preserve">h6</w:t>
-      </w:r>
-      <w:r>
-        <w:t xml:space="preserve"> as distinct DOCX heading styles (or configurable mappings) instead of collapsing </w:t>
-      </w:r>
-      <w:r>
-        <w:rPr>
-          <w:rStyle w:val="Code"/>
-          <w:rFonts w:ascii="Consolas" w:hAnsi="Consolas"/>
-          <w:sz w:val="20"/>
-        </w:rPr>
-        <w:t xml:space="preserve">h4</w:t>
-      </w:r>
-      <w:r>
-        <w:t xml:space="preserve">-</w:t>
-      </w:r>
-      <w:r>
-        <w:rPr>
-          <w:rStyle w:val="Code"/>
-          <w:rFonts w:ascii="Consolas" w:hAnsi="Consolas"/>
-          <w:sz w:val="20"/>
-        </w:rPr>
-        <w:t xml:space="preserve">h6</w:t>
+        <w:t xml:space="preserve">Headers/footers/page breaks.</w:t>
+      </w:r>
+    </w:p>
+    <w:p>
+      <w:pPr>
+        <w:pStyle w:val="ListBullet"/>
+        <w:ind w:left="720" w:hanging="360"/>
+      </w:pPr>
+      <w:r>
+        <w:t xml:space="preserve">[ ] </w:t>
+      </w:r>
+      <w:r>
+        <w:t xml:space="preserve">Better TOC/section handling.</w:t>
+      </w:r>
+    </w:p>
+    <w:p>
+      <w:pPr>
+        <w:pStyle w:val="ListBullet"/>
+        <w:ind w:left="720" w:hanging="360"/>
+      </w:pPr>
+      <w:r>
+        <w:t xml:space="preserve">[ ] </w:t>
+      </w:r>
+      <w:r>
+        <w:t xml:space="preserve">Comment/track-changes awareness (at least warning-grade support).</w:t>
+      </w:r>
+    </w:p>
+    <w:p>
+      <w:pPr>
+        <w:pStyle w:val="ListBullet"/>
+        <w:ind w:left="720" w:hanging="360"/>
+      </w:pPr>
+      <w:r>
+        <w:t xml:space="preserve">[ ] </w:t>
+      </w:r>
+      <w:r>
+        <w:t xml:space="preserve">Optional plugin/provider architecture for custom mappings.</w:t>
+      </w:r>
+    </w:p>
+    <w:p>
+      <w:pPr>
+        <w:pStyle w:val="Heading2"/>
+        <w:spacing w:before="240" w:after="240"/>
+      </w:pPr>
+      <w:r>
+        <w:t xml:space="preserve">Suggested Weekly Cadence</w:t>
+      </w:r>
+    </w:p>
+    <w:p>
+      <w:pPr>
+        <w:pStyle w:val="ListBullet"/>
+        <w:ind w:left="720" w:hanging="360"/>
+      </w:pPr>
+      <w:r>
+        <w:t xml:space="preserve">Monday: plan and lock weekly target tasks.</w:t>
+      </w:r>
+    </w:p>
+    <w:p>
+      <w:pPr>
+        <w:pStyle w:val="ListBullet"/>
+        <w:ind w:left="720" w:hanging="360"/>
+      </w:pPr>
+      <w:r>
+        <w:t xml:space="preserve">Midweek: conversion fidelity and tests first, docs second.</w:t>
+      </w:r>
+    </w:p>
+    <w:p>
+      <w:pPr>
+        <w:pStyle w:val="ListBullet"/>
+        <w:ind w:left="720" w:hanging="360"/>
+      </w:pPr>
+      <w:r>
+        <w:t xml:space="preserve">Friday: release-health check (CI status, unresolved P0 issues, risk log update).</w:t>
+      </w:r>
+    </w:p>
+    <w:p>
+      <w:pPr>
+        <w:pStyle w:val="Heading2"/>
+        <w:spacing w:before="240" w:after="240"/>
+      </w:pPr>
+      <w:r>
+        <w:t xml:space="preserve">Task Tracking Conventions</w:t>
+      </w:r>
+    </w:p>
+    <w:p>
+      <w:pPr>
+        <w:pStyle w:val="ListBullet"/>
+        <w:ind w:left="720" w:hanging="360"/>
+      </w:pPr>
+      <w:r>
+        <w:t xml:space="preserve">Use GitHub issues with labels:</w:t>
+      </w:r>
+    </w:p>
+    <w:p>
+      <w:pPr>
+        <w:pStyle w:val="ListBullet"/>
+        <w:ind w:left="1080" w:hanging="360"/>
+      </w:pPr>
+      <w:r>
+        <w:rPr>
+          <w:rStyle w:val="Code"/>
+          <w:rFonts w:ascii="Consolas" w:hAnsi="Consolas"/>
+          <w:sz w:val="20"/>
+        </w:rPr>
+        <w:t xml:space="preserve">roadmap:P0</w:t>
+      </w:r>
+      <w:r>
+        <w:t xml:space="preserve">, </w:t>
+      </w:r>
+      <w:r>
+        <w:rPr>
+          <w:rStyle w:val="Code"/>
+          <w:rFonts w:ascii="Consolas" w:hAnsi="Consolas"/>
+          <w:sz w:val="20"/>
+        </w:rPr>
+        <w:t xml:space="preserve">roadmap:P1</w:t>
+      </w:r>
+      <w:r>
+        <w:t xml:space="preserve">, </w:t>
+      </w:r>
+      <w:r>
+        <w:rPr>
+          <w:rStyle w:val="Code"/>
+          <w:rFonts w:ascii="Consolas" w:hAnsi="Consolas"/>
+          <w:sz w:val="20"/>
+        </w:rPr>
+        <w:t xml:space="preserve">roadmap:P2</w:t>
+      </w:r>
+    </w:p>
+    <w:p>
+      <w:pPr>
+        <w:pStyle w:val="ListBullet"/>
+        <w:ind w:left="1080" w:hanging="360"/>
+      </w:pPr>
+      <w:r>
+        <w:rPr>
+          <w:rStyle w:val="Code"/>
+          <w:rFonts w:ascii="Consolas" w:hAnsi="Consolas"/>
+          <w:sz w:val="20"/>
+        </w:rPr>
+        <w:t xml:space="preserve">area:cli</w:t>
+      </w:r>
+      <w:r>
+        <w:t xml:space="preserve">, </w:t>
+      </w:r>
+      <w:r>
+        <w:rPr>
+          <w:rStyle w:val="Code"/>
+          <w:rFonts w:ascii="Consolas" w:hAnsi="Consolas"/>
+          <w:sz w:val="20"/>
+        </w:rPr>
+        <w:t xml:space="preserve">area:core</w:t>
+      </w:r>
+      <w:r>
+        <w:t xml:space="preserve">, </w:t>
+      </w:r>
+      <w:r>
+        <w:rPr>
+          <w:rStyle w:val="Code"/>
+          <w:rFonts w:ascii="Consolas" w:hAnsi="Consolas"/>
+          <w:sz w:val="20"/>
+        </w:rPr>
+        <w:t xml:space="preserve">area:md</w:t>
+      </w:r>
+      <w:r>
+        <w:t xml:space="preserve">, </w:t>
+      </w:r>
+      <w:r>
+        <w:rPr>
+          <w:rStyle w:val="Code"/>
+          <w:rFonts w:ascii="Consolas" w:hAnsi="Consolas"/>
+          <w:sz w:val="20"/>
+        </w:rPr>
+        <w:t xml:space="preserve">area:docx</w:t>
+      </w:r>
+      <w:r>
+        <w:t xml:space="preserve">, </w:t>
+      </w:r>
+      <w:r>
+        <w:rPr>
+          <w:rStyle w:val="Code"/>
+          <w:rFonts w:ascii="Consolas" w:hAnsi="Consolas"/>
+          <w:sz w:val="20"/>
+        </w:rPr>
+        <w:t xml:space="preserve">area:release</w:t>
+      </w:r>
+      <w:r>
+        <w:t xml:space="preserve">, </w:t>
+      </w:r>
+      <w:r>
+        <w:rPr>
+          <w:rStyle w:val="Code"/>
+          <w:rFonts w:ascii="Consolas" w:hAnsi="Consolas"/>
+          <w:sz w:val="20"/>
+        </w:rPr>
+        <w:t xml:space="preserve">area:docs</w:t>
+      </w:r>
+    </w:p>
+    <w:p>
+      <w:pPr>
+        <w:pStyle w:val="ListBullet"/>
+        <w:ind w:left="720" w:hanging="360"/>
+      </w:pPr>
+      <w:r>
+        <w:t xml:space="preserve">Use milestone </w:t>
+      </w:r>
+      <w:r>
+        <w:rPr>
+          <w:rStyle w:val="Code"/>
+          <w:rFonts w:ascii="Consolas" w:hAnsi="Consolas"/>
+          <w:sz w:val="20"/>
+        </w:rPr>
+        <w:t xml:space="preserve">v0.1.0</w:t>
+      </w:r>
+      <w:r>
+        <w:t xml:space="preserve"> for all open </w:t>
+      </w:r>
+      <w:r>
+        <w:rPr>
+          <w:rStyle w:val="Code"/>
+          <w:rFonts w:ascii="Consolas" w:hAnsi="Consolas"/>
+          <w:sz w:val="20"/>
+        </w:rPr>
+        <w:t xml:space="preserve">P0</w:t>
+      </w:r>
+      <w:r>
+        <w:t xml:space="preserve"> and in-scope </w:t>
+      </w:r>
+      <w:r>
+        <w:rPr>
+          <w:rStyle w:val="Code"/>
+          <w:rFonts w:ascii="Consolas" w:hAnsi="Consolas"/>
+          <w:sz w:val="20"/>
+        </w:rPr>
+        <w:t xml:space="preserve">P1</w:t>
+      </w:r>
+      <w:r>
+        <w:t xml:space="preserve">/</w:t>
+      </w:r>
+      <w:r>
+        <w:rPr>
+          <w:rStyle w:val="Code"/>
+          <w:rFonts w:ascii="Consolas" w:hAnsi="Consolas"/>
+          <w:sz w:val="20"/>
+        </w:rPr>
+        <w:t xml:space="preserve">P2</w:t>
+      </w:r>
+      <w:r>
+        <w:t xml:space="preserve"> tasks targeted for the release.</w:t>
+      </w:r>
+    </w:p>
+    <w:p>
+      <w:pPr>
+        <w:pStyle w:val="ListBullet"/>
+        <w:ind w:left="720" w:hanging="360"/>
+      </w:pPr>
+      <w:r>
+        <w:t xml:space="preserve">Keep this file updated when:</w:t>
+      </w:r>
+    </w:p>
+    <w:p>
+      <w:pPr>
+        <w:pStyle w:val="ListBullet"/>
+        <w:ind w:left="1080" w:hanging="360"/>
+      </w:pPr>
+      <w:r>
+        <w:t xml:space="preserve">a phase starts</w:t>
+      </w:r>
+    </w:p>
+    <w:p>
+      <w:pPr>
+        <w:pStyle w:val="ListBullet"/>
+        <w:ind w:left="1080" w:hanging="360"/>
+      </w:pPr>
+      <w:r>
+        <w:t xml:space="preserve">a phase completes</w:t>
+      </w:r>
+    </w:p>
+    <w:p>
+      <w:pPr>
+        <w:pStyle w:val="ListBullet"/>
+        <w:ind w:left="1080" w:hanging="360"/>
+      </w:pPr>
+      <w:r>
+        <w:t xml:space="preserve">priorities change</w:t>
+      </w:r>
+    </w:p>
+    <w:p>
+      <w:pPr>
+        <w:pStyle w:val="Heading2"/>
+        <w:spacing w:before="240" w:after="240"/>
+      </w:pPr>
+      <w:r>
+        <w:t xml:space="preserve">Immediate Next 10 Tasks</w:t>
+      </w:r>
+    </w:p>
+    <w:p>
+      <w:pPr>
+        <w:pStyle w:val="ListBullet"/>
+        <w:ind w:left="720" w:hanging="360"/>
+      </w:pPr>
+      <w:r>
+        <w:t xml:space="preserve">[x] </w:t>
+      </w:r>
+      <w:r>
+        <w:t xml:space="preserve">Add fixture directories and first 10 canonical samples.</w:t>
+      </w:r>
+    </w:p>
+    <w:p>
+      <w:pPr>
+        <w:pStyle w:val="ListBullet"/>
+        <w:ind w:left="720" w:hanging="360"/>
+      </w:pPr>
+      <w:r>
+        <w:t xml:space="preserve">[x] </w:t>
+      </w:r>
+      <w:r>
+        <w:t xml:space="preserve">Add golden test harness helper utilities.</w:t>
+      </w:r>
+    </w:p>
+    <w:p>
+      <w:pPr>
+        <w:pStyle w:val="ListBullet"/>
+        <w:ind w:left="720" w:hanging="360"/>
+      </w:pPr>
+      <w:r>
+        <w:t xml:space="preserve">[x] </w:t>
+      </w:r>
+      <w:r>
+        <w:t xml:space="preserve">Add strict-mode integration test for warning exit code </w:t>
+      </w:r>
+      <w:r>
+        <w:rPr>
+          <w:rStyle w:val="Code"/>
+          <w:rFonts w:ascii="Consolas" w:hAnsi="Consolas"/>
+          <w:sz w:val="20"/>
+        </w:rPr>
+        <w:t xml:space="preserve">2</w:t>
       </w:r>
       <w:r>
         <w:t xml:space="preserve">.</w:t>
@@ -1098,433 +1838,7 @@
     <w:p>
       <w:pPr>
         <w:pStyle w:val="ListBullet"/>
-      </w:pPr>
-      <w:r>
-        <w:t xml:space="preserve">[ ] </w:t>
-      </w:r>
-      <w:r>
-        <w:t xml:space="preserve">Native Word equation support for bidirectional </w:t>
-      </w:r>
-      <w:r>
-        <w:rPr>
-          <w:rStyle w:val="Code"/>
-          <w:rFonts w:ascii="Consolas" w:hAnsi="Consolas"/>
-          <w:sz w:val="20"/>
-        </w:rPr>
-        <w:t xml:space="preserve">md &lt;-&gt; docx</w:t>
-      </w:r>
-      <w:r>
-        <w:t xml:space="preserve">, including configurable equation style mapping so users do not need manual Insert Equation restyling (for example, statistical-method appendices).</w:t>
-      </w:r>
-    </w:p>
-    <w:p>
-      <w:pPr>
-        <w:pStyle w:val="ListBullet"/>
-      </w:pPr>
-      <w:r>
-        <w:t xml:space="preserve">[ ] </w:t>
-      </w:r>
-      <w:r>
-        <w:t xml:space="preserve">Add performance benchmark suite for large documents.</w:t>
-      </w:r>
-    </w:p>
-    <w:p>
-      <w:pPr>
-        <w:pStyle w:val="ListBullet"/>
-      </w:pPr>
-      <w:r>
-        <w:t xml:space="preserve">[ ] </w:t>
-      </w:r>
-      <w:r>
-        <w:t xml:space="preserve">Add regression test pack from real-world anonymized docs.</w:t>
-      </w:r>
-    </w:p>
-    <w:p>
-      <w:pPr>
-        <w:pStyle w:val="ListBullet"/>
-      </w:pPr>
-      <w:r>
-        <w:t xml:space="preserve">[ ] </w:t>
-      </w:r>
-      <w:r>
-        <w:t xml:space="preserve">Publish </w:t>
-      </w:r>
-      <w:r>
-        <w:rPr>
-          <w:rStyle w:val="Code"/>
-          <w:rFonts w:ascii="Consolas" w:hAnsi="Consolas"/>
-          <w:sz w:val="20"/>
-        </w:rPr>
-        <w:t xml:space="preserve">v0.1.0</w:t>
-      </w:r>
-      <w:r>
-        <w:t xml:space="preserve"> and changelog.</w:t>
-      </w:r>
-    </w:p>
-    <w:p>
-      <w:pPr>
-        <w:pStyle w:val="Heading2"/>
-      </w:pPr>
-      <w:r>
-        <w:t xml:space="preserve">Phase 6: Stretch Pre-Release Scope (</w:t>
-      </w:r>
-      <w:r>
-        <w:rPr>
-          <w:rStyle w:val="Code"/>
-          <w:rFonts w:ascii="Consolas" w:hAnsi="Consolas"/>
-          <w:sz w:val="20"/>
-        </w:rPr>
-        <w:t xml:space="preserve">P2</w:t>
-      </w:r>
-      <w:r>
-        <w:t xml:space="preserve">)</w:t>
-      </w:r>
-    </w:p>
-    <w:p>
-      <w:pPr>
-        <w:pStyle w:val="ListBullet"/>
-      </w:pPr>
-      <w:r>
-        <w:t xml:space="preserve">[ ] </w:t>
-      </w:r>
-      <w:r>
-        <w:t xml:space="preserve">Footnotes/endnotes.</w:t>
-      </w:r>
-    </w:p>
-    <w:p>
-      <w:pPr>
-        <w:pStyle w:val="ListBullet"/>
-      </w:pPr>
-      <w:r>
-        <w:t xml:space="preserve">[ ] </w:t>
-      </w:r>
-      <w:r>
-        <w:t xml:space="preserve">Headers/footers/page breaks.</w:t>
-      </w:r>
-    </w:p>
-    <w:p>
-      <w:pPr>
-        <w:pStyle w:val="ListBullet"/>
-      </w:pPr>
-      <w:r>
-        <w:t xml:space="preserve">[ ] </w:t>
-      </w:r>
-      <w:r>
-        <w:t xml:space="preserve">Better TOC/section handling.</w:t>
-      </w:r>
-    </w:p>
-    <w:p>
-      <w:pPr>
-        <w:pStyle w:val="ListBullet"/>
-      </w:pPr>
-      <w:r>
-        <w:t xml:space="preserve">[ ] </w:t>
-      </w:r>
-      <w:r>
-        <w:t xml:space="preserve">Comment/track-changes awareness (at least warning-grade support).</w:t>
-      </w:r>
-    </w:p>
-    <w:p>
-      <w:pPr>
-        <w:pStyle w:val="ListBullet"/>
-      </w:pPr>
-      <w:r>
-        <w:t xml:space="preserve">[ ] </w:t>
-      </w:r>
-      <w:r>
-        <w:t xml:space="preserve">Optional plugin/provider architecture for custom mappings.</w:t>
-      </w:r>
-    </w:p>
-    <w:p>
-      <w:pPr>
-        <w:pStyle w:val="Heading2"/>
-      </w:pPr>
-      <w:r>
-        <w:t xml:space="preserve">Suggested Weekly Cadence</w:t>
-      </w:r>
-    </w:p>
-    <w:p>
-      <w:pPr>
-        <w:pStyle w:val="ListBullet"/>
-      </w:pPr>
-      <w:r>
-        <w:t xml:space="preserve">Monday: plan and lock weekly target tasks.</w:t>
-      </w:r>
-    </w:p>
-    <w:p>
-      <w:pPr>
-        <w:pStyle w:val="ListBullet"/>
-      </w:pPr>
-      <w:r>
-        <w:t xml:space="preserve">Midweek: conversion fidelity and tests first, docs second.</w:t>
-      </w:r>
-    </w:p>
-    <w:p>
-      <w:pPr>
-        <w:pStyle w:val="ListBullet"/>
-      </w:pPr>
-      <w:r>
-        <w:t xml:space="preserve">Friday: release-health check (CI status, unresolved P0 issues, risk log update).</w:t>
-      </w:r>
-    </w:p>
-    <w:p>
-      <w:pPr>
-        <w:pStyle w:val="Heading2"/>
-      </w:pPr>
-      <w:r>
-        <w:t xml:space="preserve">Task Tracking Conventions</w:t>
-      </w:r>
-    </w:p>
-    <w:p>
-      <w:pPr>
-        <w:pStyle w:val="ListBullet"/>
-      </w:pPr>
-      <w:r>
-        <w:t xml:space="preserve">Use GitHub issues with labels:</w:t>
-      </w:r>
-    </w:p>
-    <w:p>
-      <w:pPr>
-        <w:pStyle w:val="ListBullet"/>
-      </w:pPr>
-      <w:r>
-        <w:t xml:space="preserve">Use milestone </w:t>
-      </w:r>
-      <w:r>
-        <w:rPr>
-          <w:rStyle w:val="Code"/>
-          <w:rFonts w:ascii="Consolas" w:hAnsi="Consolas"/>
-          <w:sz w:val="20"/>
-        </w:rPr>
-        <w:t xml:space="preserve">v0.1.0</w:t>
-      </w:r>
-      <w:r>
-        <w:t xml:space="preserve"> for all open </w:t>
-      </w:r>
-      <w:r>
-        <w:rPr>
-          <w:rStyle w:val="Code"/>
-          <w:rFonts w:ascii="Consolas" w:hAnsi="Consolas"/>
-          <w:sz w:val="20"/>
-        </w:rPr>
-        <w:t xml:space="preserve">P0</w:t>
-      </w:r>
-      <w:r>
-        <w:t xml:space="preserve"> and in-scope </w:t>
-      </w:r>
-      <w:r>
-        <w:rPr>
-          <w:rStyle w:val="Code"/>
-          <w:rFonts w:ascii="Consolas" w:hAnsi="Consolas"/>
-          <w:sz w:val="20"/>
-        </w:rPr>
-        <w:t xml:space="preserve">P1</w:t>
-      </w:r>
-      <w:r>
-        <w:t xml:space="preserve">/</w:t>
-      </w:r>
-      <w:r>
-        <w:rPr>
-          <w:rStyle w:val="Code"/>
-          <w:rFonts w:ascii="Consolas" w:hAnsi="Consolas"/>
-          <w:sz w:val="20"/>
-        </w:rPr>
-        <w:t xml:space="preserve">P2</w:t>
-      </w:r>
-      <w:r>
-        <w:t xml:space="preserve"> tasks targeted for the release.</w:t>
-      </w:r>
-    </w:p>
-    <w:p>
-      <w:pPr>
-        <w:pStyle w:val="ListBullet"/>
-      </w:pPr>
-      <w:r>
-        <w:t xml:space="preserve">Keep this file updated when:</w:t>
-      </w:r>
-    </w:p>
-    <w:p>
-      <w:pPr>
-        <w:pStyle w:val="ListBullet"/>
-      </w:pPr>
-      <w:r>
-        <w:rPr>
-          <w:rStyle w:val="Code"/>
-          <w:rFonts w:ascii="Consolas" w:hAnsi="Consolas"/>
-          <w:sz w:val="20"/>
-        </w:rPr>
-        <w:t xml:space="preserve">roadmap:P0</w:t>
-      </w:r>
-      <w:r>
-        <w:t xml:space="preserve">, </w:t>
-      </w:r>
-      <w:r>
-        <w:rPr>
-          <w:rStyle w:val="Code"/>
-          <w:rFonts w:ascii="Consolas" w:hAnsi="Consolas"/>
-          <w:sz w:val="20"/>
-        </w:rPr>
-        <w:t xml:space="preserve">roadmap:P1</w:t>
-      </w:r>
-      <w:r>
-        <w:t xml:space="preserve">, </w:t>
-      </w:r>
-      <w:r>
-        <w:rPr>
-          <w:rStyle w:val="Code"/>
-          <w:rFonts w:ascii="Consolas" w:hAnsi="Consolas"/>
-          <w:sz w:val="20"/>
-        </w:rPr>
-        <w:t xml:space="preserve">roadmap:P2</w:t>
-      </w:r>
-    </w:p>
-    <w:p>
-      <w:pPr>
-        <w:pStyle w:val="ListBullet"/>
-      </w:pPr>
-      <w:r>
-        <w:rPr>
-          <w:rStyle w:val="Code"/>
-          <w:rFonts w:ascii="Consolas" w:hAnsi="Consolas"/>
-          <w:sz w:val="20"/>
-        </w:rPr>
-        <w:t xml:space="preserve">area:cli</w:t>
-      </w:r>
-      <w:r>
-        <w:t xml:space="preserve">, </w:t>
-      </w:r>
-      <w:r>
-        <w:rPr>
-          <w:rStyle w:val="Code"/>
-          <w:rFonts w:ascii="Consolas" w:hAnsi="Consolas"/>
-          <w:sz w:val="20"/>
-        </w:rPr>
-        <w:t xml:space="preserve">area:core</w:t>
-      </w:r>
-      <w:r>
-        <w:t xml:space="preserve">, </w:t>
-      </w:r>
-      <w:r>
-        <w:rPr>
-          <w:rStyle w:val="Code"/>
-          <w:rFonts w:ascii="Consolas" w:hAnsi="Consolas"/>
-          <w:sz w:val="20"/>
-        </w:rPr>
-        <w:t xml:space="preserve">area:md</w:t>
-      </w:r>
-      <w:r>
-        <w:t xml:space="preserve">, </w:t>
-      </w:r>
-      <w:r>
-        <w:rPr>
-          <w:rStyle w:val="Code"/>
-          <w:rFonts w:ascii="Consolas" w:hAnsi="Consolas"/>
-          <w:sz w:val="20"/>
-        </w:rPr>
-        <w:t xml:space="preserve">area:docx</w:t>
-      </w:r>
-      <w:r>
-        <w:t xml:space="preserve">, </w:t>
-      </w:r>
-      <w:r>
-        <w:rPr>
-          <w:rStyle w:val="Code"/>
-          <w:rFonts w:ascii="Consolas" w:hAnsi="Consolas"/>
-          <w:sz w:val="20"/>
-        </w:rPr>
-        <w:t xml:space="preserve">area:release</w:t>
-      </w:r>
-      <w:r>
-        <w:t xml:space="preserve">, </w:t>
-      </w:r>
-      <w:r>
-        <w:rPr>
-          <w:rStyle w:val="Code"/>
-          <w:rFonts w:ascii="Consolas" w:hAnsi="Consolas"/>
-          <w:sz w:val="20"/>
-        </w:rPr>
-        <w:t xml:space="preserve">area:docs</w:t>
-      </w:r>
-    </w:p>
-    <w:p>
-      <w:pPr>
-        <w:pStyle w:val="ListBullet"/>
-      </w:pPr>
-      <w:r>
-        <w:t xml:space="preserve">a phase starts</w:t>
-      </w:r>
-    </w:p>
-    <w:p>
-      <w:pPr>
-        <w:pStyle w:val="ListBullet"/>
-      </w:pPr>
-      <w:r>
-        <w:t xml:space="preserve">a phase completes</w:t>
-      </w:r>
-    </w:p>
-    <w:p>
-      <w:pPr>
-        <w:pStyle w:val="ListBullet"/>
-      </w:pPr>
-      <w:r>
-        <w:t xml:space="preserve">priorities change</w:t>
-      </w:r>
-    </w:p>
-    <w:p>
-      <w:pPr>
-        <w:pStyle w:val="Heading2"/>
-      </w:pPr>
-      <w:r>
-        <w:t xml:space="preserve">Immediate Next 10 Tasks</w:t>
-      </w:r>
-    </w:p>
-    <w:p>
-      <w:pPr>
-        <w:pStyle w:val="ListBullet"/>
-      </w:pPr>
-      <w:r>
-        <w:t xml:space="preserve">[x] </w:t>
-      </w:r>
-      <w:r>
-        <w:t xml:space="preserve">Add fixture directories and first 10 canonical samples.</w:t>
-      </w:r>
-    </w:p>
-    <w:p>
-      <w:pPr>
-        <w:pStyle w:val="ListBullet"/>
-      </w:pPr>
-      <w:r>
-        <w:t xml:space="preserve">[x] </w:t>
-      </w:r>
-      <w:r>
-        <w:t xml:space="preserve">Add golden test harness helper utilities.</w:t>
-      </w:r>
-    </w:p>
-    <w:p>
-      <w:pPr>
-        <w:pStyle w:val="ListBullet"/>
-      </w:pPr>
-      <w:r>
-        <w:t xml:space="preserve">[x] </w:t>
-      </w:r>
-      <w:r>
-        <w:t xml:space="preserve">Add strict-mode integration test for warning exit code </w:t>
-      </w:r>
-      <w:r>
-        <w:rPr>
-          <w:rStyle w:val="Code"/>
-          <w:rFonts w:ascii="Consolas" w:hAnsi="Consolas"/>
-          <w:sz w:val="20"/>
-        </w:rPr>
-        <w:t xml:space="preserve">2</w:t>
-      </w:r>
-      <w:r>
-        <w:t xml:space="preserve">.</w:t>
-      </w:r>
-    </w:p>
-    <w:p>
-      <w:pPr>
-        <w:pStyle w:val="ListBullet"/>
+        <w:ind w:left="720" w:hanging="360"/>
       </w:pPr>
       <w:r>
         <w:t xml:space="preserve">[x] </w:t>
@@ -1536,6 +1850,7 @@
     <w:p>
       <w:pPr>
         <w:pStyle w:val="ListBullet"/>
+        <w:ind w:left="720" w:hanging="360"/>
       </w:pPr>
       <w:r>
         <w:t xml:space="preserve">[x] </w:t>
@@ -1547,6 +1862,7 @@
     <w:p>
       <w:pPr>
         <w:pStyle w:val="ListBullet"/>
+        <w:ind w:left="720" w:hanging="360"/>
       </w:pPr>
       <w:r>
         <w:t xml:space="preserve">[x] </w:t>
@@ -1558,6 +1874,7 @@
     <w:p>
       <w:pPr>
         <w:pStyle w:val="ListBullet"/>
+        <w:ind w:left="720" w:hanging="360"/>
       </w:pPr>
       <w:r>
         <w:t xml:space="preserve">[x] </w:t>
@@ -1569,6 +1886,7 @@
     <w:p>
       <w:pPr>
         <w:pStyle w:val="ListBullet"/>
+        <w:ind w:left="720" w:hanging="360"/>
       </w:pPr>
       <w:r>
         <w:t xml:space="preserve">[x] </w:t>
@@ -1580,6 +1898,7 @@
     <w:p>
       <w:pPr>
         <w:pStyle w:val="ListBullet"/>
+        <w:ind w:left="720" w:hanging="360"/>
       </w:pPr>
       <w:r>
         <w:t xml:space="preserve">[x] </w:t>
@@ -1602,6 +1921,7 @@
     <w:p>
       <w:pPr>
         <w:pStyle w:val="ListBullet"/>
+        <w:ind w:left="720" w:hanging="360"/>
       </w:pPr>
       <w:r>
         <w:t xml:space="preserve">[ ] </w:t>
